--- a/docs/A_War_Without_Victory_The_Game_Bible_v0_2_5.docx
+++ b/docs/A_War_Without_Victory_The_Game_Bible_v0_2_5.docx
@@ -508,7 +508,57 @@
         <w:pStyle w:val="ListBullet"/>
       </w:pPr>
       <w:r>
-        <w:t>One brigade per settlement: each settlement is assigned to exactly one brigade’s AoR at all times, with no overlap and no gaps.</w:t>
+        <w:t>Scope note (Rulebook v0.2.6):</w:t>
+      </w:r>
+    </w:p>
+    <w:p>
+      <w:r>
+        <w:t>AoRs apply only to front-active settlements, defined as settlements where:</w:t>
+      </w:r>
+    </w:p>
+    <w:p>
+      <w:r>
+        <w:t>Settlements that are politically controlled but not exposed to active or imminent military pressure are not required to be assigned to any brigade AoR.</w:t>
+      </w:r>
+    </w:p>
+    <w:p>
+      <w:r>
+        <w:t>Rear Political Control Zones</w:t>
+      </w:r>
+    </w:p>
+    <w:p>
+      <w:r>
+        <w:t>Rear Political Control Zones:</w:t>
+      </w:r>
+    </w:p>
+    <w:p>
+      <w:r>
+        <w:t>Once front-active, the settlement must be assigned to exactly one brigade’s AoR.</w:t>
+      </w:r>
+    </w:p>
+    <w:p>
+      <w:r>
+        <w:t>Settlement control does not change due to lack of brigade presence.</w:t>
+      </w:r>
+    </w:p>
+    <w:p>
+      <w:r>
+        <w:t>Control change may occur only when:</w:t>
+      </w:r>
+    </w:p>
+    <w:p>
+      <w:r>
+        <w:t>Rear Political Control Zones are therefore stable by default, but vulnerable to expansion of fronts or internal systemic failure.</w:t>
+      </w:r>
+    </w:p>
+    <w:p>
+      <w:r>
+        <w:t>opposing brigade pressure is applied and sustained under eligibility rules, or</w:t>
+      </w:r>
+    </w:p>
+    <w:p>
+      <w:r>
+        <w:t>internal authority collapse triggers fragmentation or realignment.</w:t>
       </w:r>
     </w:p>
     <w:p>
